--- a/_inbox/PDI/03-fullstack-modelagem-dados/atividade-3/7-apresentacao/pdi-fullstack-modelagem-dados-a3.docx
+++ b/_inbox/PDI/03-fullstack-modelagem-dados/atividade-3/7-apresentacao/pdi-fullstack-modelagem-dados-a3.docx
@@ -4,186 +4,138 @@
   <w:body>
     <w:p>
       <w:pPr>
-        <w:jc w:val="center"/>
+        <w:pStyle w:val="Title"/>
       </w:pPr>
       <w:r>
-        <w:rPr>
-          <w:b/>
-          <w:color w:val="8B4513"/>
-          <w:sz w:val="28"/>
-        </w:rPr>
-        <w:t>PDI</w:t>
+        <w:t>Arquitetura Serverless para Processamento Assincrono (event-driven)</w:t>
+      </w:r>
+    </w:p>
+    <w:p>
+      <w:r>
+        <w:t>PDI Marcos Luciano - marcosluciano.rodrigues@v4company.com</w:t>
       </w:r>
     </w:p>
     <w:p>
       <w:pPr>
-        <w:jc w:val="center"/>
+        <w:pStyle w:val="Heading1"/>
       </w:pPr>
       <w:r>
-        <w:rPr>
-          <w:b/>
-          <w:sz w:val="46"/>
-        </w:rPr>
-        <w:t>Arquitetura Serverless para Processamento Assincrono (event-driven)</w:t>
+        <w:t>1. Contexto</w:t>
+      </w:r>
+    </w:p>
+    <w:p>
+      <w:r>
+        <w:t>A FV roda alguns jobs de processamento em servidores dedicados 24/7, mesmo quando não há nada a fazer. Paga máquina ociosa à noite, fim de semana e feriado. Para picos, ou sobre-dimensiona (caro) ou fica sem capacidade (lento). O modelo serverless inverte isso: você paga só pela execução.</w:t>
+      </w:r>
+    </w:p>
+    <w:p>
+      <w:r>
+        <w:t>Analogia da lancha por horaUm servidor dedicado é como alugar uma lancha o mês todo: paga mesmo parada no cais. Serverless é pagar só pelos minutos em que a lancha está efetivamente navegando. Se ninguém usa, custo zero. Se 100 pessoas usam ao mesmo tempo, o serviço cria 100 lanchas pequenas sozinho — e some com elas quando o mar esvazia.</w:t>
       </w:r>
     </w:p>
     <w:p>
       <w:pPr>
-        <w:jc w:val="center"/>
+        <w:pStyle w:val="Heading1"/>
       </w:pPr>
       <w:r>
-        <w:rPr>
-          <w:color w:val="6B7A8A"/>
-          <w:sz w:val="24"/>
-        </w:rPr>
-        <w:t>Dossie Tecnico (Nivel Senior)</w:t>
+        <w:t>2. Diagnóstico</w:t>
+      </w:r>
+    </w:p>
+    <w:p>
+      <w:r>
+        <w:t>Servidores ociosos consomem orçamento sem entregar valor. Picos não previstos geram timeouts. O provisionamento manual é lento e errante: ou sobra recurso (dinheiro jogado fora) ou falta (SLA estourado).</w:t>
+      </w:r>
+    </w:p>
+    <w:p>
+      <w:r>
+        <w:t>Custo de infra mensal (R$)JanFevMarAbrMaiJunJulAgoSetOutNovDezAntesDepoisTempo de resposta em pico (s)JanFevMarAbrMaiJunJulAgoSetOutNovDezAntesDepois</w:t>
+      </w:r>
+    </w:p>
+    <w:p>
+      <w:r>
+        <w:t>Raiz do problema: capacidade é fixa (provisionada por adivinhação), então o custo é pago mesmo sem uso e o pico quebra o teto. Serverless troca capacidade fixa por capacidade elástica e cobrança por execução.</w:t>
       </w:r>
     </w:p>
     <w:p>
       <w:pPr>
-        <w:jc w:val="center"/>
+        <w:pStyle w:val="Heading1"/>
       </w:pPr>
       <w:r>
-        <w:rPr>
-          <w:color w:val="495560"/>
-          <w:sz w:val="22"/>
-        </w:rPr>
-        <w:t>Autor: Marcos L. R. V. (Coordenador de Engenharia)</w:t>
-        <w:br/>
-      </w:r>
-      <w:r>
-        <w:rPr>
-          <w:color w:val="495560"/>
-          <w:sz w:val="22"/>
-        </w:rPr>
-        <w:t>Unidade: V4 Company / Squad de Engenharia de IA</w:t>
-        <w:br/>
-      </w:r>
-      <w:r>
-        <w:rPr>
-          <w:color w:val="495560"/>
-          <w:sz w:val="22"/>
-        </w:rPr>
-        <w:t>Data: 2026-08-27</w:t>
-        <w:br/>
-      </w:r>
-      <w:r>
-        <w:rPr>
-          <w:color w:val="495560"/>
-          <w:sz w:val="22"/>
-        </w:rPr>
-        <w:t>Area: Arquitetura Full Stack</w:t>
-        <w:br/>
-      </w:r>
-      <w:r>
-        <w:rPr>
-          <w:color w:val="495560"/>
-          <w:sz w:val="22"/>
-        </w:rPr>
-        <w:t>Status: Entregue (desenvolvido)</w:t>
-        <w:br/>
+        <w:t>3. Solução</w:t>
       </w:r>
     </w:p>
     <w:p>
       <w:r>
-        <w:br w:type="page"/>
+        <w:t>Migrar jobs esporádicos e APIs de baixo/médio tráfego para functions serverless com auto-scale a partir de zero. Cobrança pay-per-use (por ms de execução + memória). O trade-off é o cold start: a primeira chamada após ociosidade leva mais tempo, mitigável com keep-warm estratégico ou tamanho de memória adequado.</w:t>
       </w:r>
     </w:p>
     <w:p>
       <w:pPr>
-        <w:pStyle w:val="Heading2"/>
+        <w:pStyle w:val="Heading1"/>
       </w:pPr>
       <w:r>
-        <w:rPr>
-          <w:color w:val="8B1E1E"/>
-        </w:rPr>
-        <w:t>Resumo Executivo</w:t>
+        <w:t>4. Como funciona (pipeline)</w:t>
       </w:r>
     </w:p>
     <w:p>
       <w:r>
-        <w:t>Desenho serverless event-driven para processar uploads e webhooks sem servidor sempre ligado: fila + funcao + armazenamento, com backpressure e retries. Entrego o padrao e um handler real.</w:t>
-      </w:r>
-    </w:p>
-    <w:p>
-      <w:r>
-        <w:t>Valor: custo por uso + escala automatica sob rajada.</w:t>
+        <w:t>[ver fluxo / gráfico no documento HTML]</w:t>
       </w:r>
     </w:p>
     <w:p>
       <w:pPr>
-        <w:pStyle w:val="Heading2"/>
+        <w:pStyle w:val="Heading1"/>
       </w:pPr>
       <w:r>
-        <w:rPr>
-          <w:color w:val="8B1E1E"/>
-        </w:rPr>
-        <w:t>Contexto de Producao</w:t>
-      </w:r>
-    </w:p>
-    <w:p>
-      <w:pPr>
-        <w:pStyle w:val="ListBullet"/>
-      </w:pPr>
-      <w:r>
-        <w:t>Clientes enviam planilhas de 1k-50k linhas.</w:t>
-      </w:r>
-    </w:p>
-    <w:p>
-      <w:pPr>
-        <w:pStyle w:val="ListBullet"/>
-      </w:pPr>
-      <w:r>
-        <w:t>Worker always-on: 90% ocioso.</w:t>
-      </w:r>
-    </w:p>
-    <w:p>
-      <w:pPr>
-        <w:pStyle w:val="ListBullet"/>
-      </w:pPr>
-      <w:r>
-        <w:t>Pico de 200 uploads derrubava o worker.</w:t>
-      </w:r>
-    </w:p>
-    <w:p>
-      <w:pPr>
-        <w:pStyle w:val="Heading2"/>
-      </w:pPr>
-      <w:r>
-        <w:rPr>
-          <w:color w:val="8B1E1E"/>
-        </w:rPr>
-        <w:t>O Problema</w:t>
+        <w:t>5. Antes vs Depois</w:t>
       </w:r>
     </w:p>
     <w:tbl>
       <w:tblPr>
-        <w:tblStyle w:val="LightGrid-Accent1"/>
         <w:tblW w:type="auto" w:w="0"/>
         <w:tblLook w:firstColumn="1" w:firstRow="1" w:lastColumn="0" w:lastRow="0" w:noHBand="0" w:noVBand="1" w:val="04A0"/>
       </w:tblPr>
       <w:tblGrid>
-        <w:gridCol w:w="4419"/>
-        <w:gridCol w:w="4419"/>
+  </w:tblGrid>
+    </w:tbl>
+    <w:tbl>
+      <w:tblPr>
+        <w:tblW w:type="auto" w:w="0"/>
+        <w:tblLook w:firstColumn="1" w:firstRow="1" w:lastColumn="0" w:lastRow="0" w:noHBand="0" w:noVBand="1" w:val="04A0"/>
+      </w:tblPr>
+      <w:tblGrid>
+        <w:gridCol w:w="2880"/>
+        <w:gridCol w:w="2880"/>
+        <w:gridCol w:w="2880"/>
       </w:tblGrid>
       <w:tr>
         <w:tc>
           <w:tcPr>
-            <w:tcW w:type="dxa" w:w="4419"/>
+            <w:tcW w:type="dxa" w:w="2880"/>
           </w:tcPr>
           <w:p>
             <w:r>
-              <w:t>Hoje</w:t>
+              <w:t>Cenário</w:t>
             </w:r>
           </w:p>
         </w:tc>
         <w:tc>
           <w:tcPr>
-            <w:tcW w:type="dxa" w:w="4419"/>
+            <w:tcW w:type="dxa" w:w="2880"/>
           </w:tcPr>
           <w:p>
             <w:r>
-              <w:t>Alvo</w:t>
+              <w:t>Antes (servidor fixo)</w:t>
+            </w:r>
+          </w:p>
+        </w:tc>
+        <w:tc>
+          <w:tcPr>
+            <w:tcW w:type="dxa" w:w="2880"/>
+          </w:tcPr>
+          <w:p>
+            <w:r>
+              <w:t>Depois (serverless)</w:t>
             </w:r>
           </w:p>
         </w:tc>
@@ -191,21 +143,31 @@
       <w:tr>
         <w:tc>
           <w:tcPr>
-            <w:tcW w:type="dxa" w:w="4419"/>
+            <w:tcW w:type="dxa" w:w="2880"/>
           </w:tcPr>
           <w:p>
             <w:r>
-              <w:t>worker ocioso</w:t>
+              <w:t>Custo em dia sem uso</w:t>
             </w:r>
           </w:p>
         </w:tc>
         <w:tc>
           <w:tcPr>
-            <w:tcW w:type="dxa" w:w="4419"/>
+            <w:tcW w:type="dxa" w:w="2880"/>
           </w:tcPr>
           <w:p>
             <w:r>
-              <w:t>scale to zero</w:t>
+              <w:t>Pago integral</w:t>
+            </w:r>
+          </w:p>
+        </w:tc>
+        <w:tc>
+          <w:tcPr>
+            <w:tcW w:type="dxa" w:w="2880"/>
+          </w:tcPr>
+          <w:p>
+            <w:r>
+              <w:t>R$ 0,00</w:t>
             </w:r>
           </w:p>
         </w:tc>
@@ -213,21 +175,31 @@
       <w:tr>
         <w:tc>
           <w:tcPr>
-            <w:tcW w:type="dxa" w:w="4419"/>
+            <w:tcW w:type="dxa" w:w="2880"/>
           </w:tcPr>
           <w:p>
             <w:r>
-              <w:t>sem fila</w:t>
+              <w:t>Pico não previsto</w:t>
             </w:r>
           </w:p>
         </w:tc>
         <w:tc>
           <w:tcPr>
-            <w:tcW w:type="dxa" w:w="4419"/>
+            <w:tcW w:type="dxa" w:w="2880"/>
           </w:tcPr>
           <w:p>
             <w:r>
-              <w:t>queue + retry</w:t>
+              <w:t>Timeout / lento</w:t>
+            </w:r>
+          </w:p>
+        </w:tc>
+        <w:tc>
+          <w:tcPr>
+            <w:tcW w:type="dxa" w:w="2880"/>
+          </w:tcPr>
+          <w:p>
+            <w:r>
+              <w:t>Auto-scale absorve</w:t>
             </w:r>
           </w:p>
         </w:tc>
@@ -235,127 +207,31 @@
       <w:tr>
         <w:tc>
           <w:tcPr>
-            <w:tcW w:type="dxa" w:w="4419"/>
+            <w:tcW w:type="dxa" w:w="2880"/>
           </w:tcPr>
           <w:p>
             <w:r>
-              <w:t>sem isolamento</w:t>
+              <w:t>Provisionamento</w:t>
             </w:r>
           </w:p>
         </w:tc>
         <w:tc>
           <w:tcPr>
-            <w:tcW w:type="dxa" w:w="4419"/>
+            <w:tcW w:type="dxa" w:w="2880"/>
           </w:tcPr>
           <w:p>
             <w:r>
-              <w:t>1 falha nao derruba</w:t>
-            </w:r>
-          </w:p>
-        </w:tc>
-      </w:tr>
-    </w:tbl>
-    <w:p>
-      <w:pPr>
-        <w:pStyle w:val="Heading2"/>
-      </w:pPr>
-      <w:r>
-        <w:rPr>
-          <w:color w:val="8B1E1E"/>
-        </w:rPr>
-        <w:t>Diagnostico</w:t>
-      </w:r>
-    </w:p>
-    <w:p>
-      <w:pPr>
-        <w:pStyle w:val="ListBullet"/>
-      </w:pPr>
-      <w:r>
-        <w:t>Processamento sincrono no request = timeout.</w:t>
-      </w:r>
-    </w:p>
-    <w:p>
-      <w:pPr>
-        <w:pStyle w:val="ListBullet"/>
-      </w:pPr>
-      <w:r>
-        <w:t>Sem idempotencia: reprocessar duplicava leads.</w:t>
-      </w:r>
-    </w:p>
-    <w:p>
-      <w:pPr>
-        <w:pStyle w:val="ListBullet"/>
-      </w:pPr>
-      <w:r>
-        <w:t>Sem limite de concorrencia.</w:t>
-      </w:r>
-    </w:p>
-    <w:p>
-      <w:pPr>
-        <w:pStyle w:val="Heading2"/>
-      </w:pPr>
-      <w:r>
-        <w:rPr>
-          <w:color w:val="8B1E1E"/>
-        </w:rPr>
-        <w:t>Decisao Arquitetural (ADR)</w:t>
-      </w:r>
-    </w:p>
-    <w:p>
-      <w:r>
-        <w:t>ADR-033 — Serverless event-driven</w:t>
-      </w:r>
-    </w:p>
-    <w:tbl>
-      <w:tblPr>
-        <w:tblStyle w:val="LightGrid-Accent1"/>
-        <w:tblW w:type="auto" w:w="0"/>
-        <w:tblLook w:firstColumn="1" w:firstRow="1" w:lastColumn="0" w:lastRow="0" w:noHBand="0" w:noVBand="1" w:val="04A0"/>
-      </w:tblPr>
-      <w:tblGrid>
-        <w:gridCol w:w="2209"/>
-        <w:gridCol w:w="2209"/>
-        <w:gridCol w:w="2209"/>
-        <w:gridCol w:w="2209"/>
-      </w:tblGrid>
-      <w:tr>
-        <w:tc>
-          <w:tcPr>
-            <w:tcW w:type="dxa" w:w="2209"/>
-          </w:tcPr>
-          <w:p>
-            <w:r>
-              <w:t>Opcao</w:t>
+              <w:t>Manual e lento</w:t>
             </w:r>
           </w:p>
         </w:tc>
         <w:tc>
           <w:tcPr>
-            <w:tcW w:type="dxa" w:w="2209"/>
+            <w:tcW w:type="dxa" w:w="2880"/>
           </w:tcPr>
           <w:p>
             <w:r>
-              <w:t>Pro</w:t>
-            </w:r>
-          </w:p>
-        </w:tc>
-        <w:tc>
-          <w:tcPr>
-            <w:tcW w:type="dxa" w:w="2209"/>
-          </w:tcPr>
-          <w:p>
-            <w:r>
-              <w:t>Contra</w:t>
-            </w:r>
-          </w:p>
-        </w:tc>
-        <w:tc>
-          <w:tcPr>
-            <w:tcW w:type="dxa" w:w="2209"/>
-          </w:tcPr>
-          <w:p>
-            <w:r>
-              <w:t>Decisao</w:t>
+              <w:t>Instantâneo</w:t>
             </w:r>
           </w:p>
         </w:tc>
@@ -363,326 +239,7 @@
       <w:tr>
         <w:tc>
           <w:tcPr>
-            <w:tcW w:type="dxa" w:w="2209"/>
-          </w:tcPr>
-          <w:p>
-            <w:r>
-              <w:t>Fila + funcao + store</w:t>
-            </w:r>
-          </w:p>
-        </w:tc>
-        <w:tc>
-          <w:tcPr>
-            <w:tcW w:type="dxa" w:w="2209"/>
-          </w:tcPr>
-          <w:p>
-            <w:r>
-              <w:t>scale to zero</w:t>
-            </w:r>
-          </w:p>
-        </w:tc>
-        <w:tc>
-          <w:tcPr>
-            <w:tcW w:type="dxa" w:w="2209"/>
-          </w:tcPr>
-          <w:p>
-            <w:r>
-              <w:t>cold start</w:t>
-            </w:r>
-          </w:p>
-        </w:tc>
-        <w:tc>
-          <w:tcPr>
-            <w:tcW w:type="dxa" w:w="2209"/>
-          </w:tcPr>
-          <w:p>
-            <w:r>
-              <w:t>ESCOLHIDA</w:t>
-            </w:r>
-          </w:p>
-        </w:tc>
-      </w:tr>
-      <w:tr>
-        <w:tc>
-          <w:tcPr>
-            <w:tcW w:type="dxa" w:w="2209"/>
-          </w:tcPr>
-          <w:p>
-            <w:r>
-              <w:t>Lambda direto no upload</w:t>
-            </w:r>
-          </w:p>
-        </w:tc>
-        <w:tc>
-          <w:tcPr>
-            <w:tcW w:type="dxa" w:w="2209"/>
-          </w:tcPr>
-          <w:p>
-            <w:r>
-              <w:t>simples</w:t>
-            </w:r>
-          </w:p>
-        </w:tc>
-        <w:tc>
-          <w:tcPr>
-            <w:tcW w:type="dxa" w:w="2209"/>
-          </w:tcPr>
-          <w:p>
-            <w:r>
-              <w:t>sem backpressure</w:t>
-            </w:r>
-          </w:p>
-        </w:tc>
-        <w:tc>
-          <w:tcPr>
-            <w:tcW w:type="dxa" w:w="2209"/>
-          </w:tcPr>
-          <w:p>
-            <w:r>
-              <w:t>rejeitada</w:t>
-            </w:r>
-          </w:p>
-        </w:tc>
-      </w:tr>
-    </w:tbl>
-    <w:p>
-      <w:r>
-        <w:rPr>
-          <w:b/>
-        </w:rPr>
-        <w:t xml:space="preserve">Nota: </w:t>
-      </w:r>
-      <w:r>
-        <w:t>Upload grava objeto e publica evento; consumo com concorrencia limitada e dedup.</w:t>
-      </w:r>
-    </w:p>
-    <w:p>
-      <w:pPr>
-        <w:pStyle w:val="Heading2"/>
-      </w:pPr>
-      <w:r>
-        <w:rPr>
-          <w:color w:val="8B1E1E"/>
-        </w:rPr>
-        <w:t>Entregas</w:t>
-      </w:r>
-    </w:p>
-    <w:p>
-      <w:pPr>
-        <w:pStyle w:val="ListBullet"/>
-      </w:pPr>
-      <w:r>
-        <w:t>SERVERLESS-STANDARD.md.</w:t>
-      </w:r>
-    </w:p>
-    <w:p>
-      <w:pPr>
-        <w:pStyle w:val="ListBullet"/>
-      </w:pPr>
-      <w:r>
-        <w:t>process_upload.py.</w:t>
-      </w:r>
-    </w:p>
-    <w:p>
-      <w:pPr>
-        <w:pStyle w:val="ListBullet"/>
-      </w:pPr>
-      <w:r>
-        <w:t>terraform_serverless.tf.</w:t>
-      </w:r>
-    </w:p>
-    <w:p>
-      <w:pPr>
-        <w:pStyle w:val="Heading2"/>
-      </w:pPr>
-      <w:r>
-        <w:rPr>
-          <w:color w:val="8B1E1E"/>
-        </w:rPr>
-        <w:t>Validacao</w:t>
-      </w:r>
-    </w:p>
-    <w:p>
-      <w:pPr>
-        <w:pStyle w:val="ListNumber"/>
-      </w:pPr>
-      <w:r>
-        <w:t>Enviar 200 planilhas; medir paralelismo e custo.</w:t>
-      </w:r>
-    </w:p>
-    <w:p>
-      <w:pPr>
-        <w:pStyle w:val="ListNumber"/>
-      </w:pPr>
-      <w:r>
-        <w:t>Forcar falha parcial; confirmar retry + sem duplicata.</w:t>
-      </w:r>
-    </w:p>
-    <w:p>
-      <w:pPr>
-        <w:pStyle w:val="ListNumber"/>
-      </w:pPr>
-      <w:r>
-        <w:t>1 arquivo ruim nao afeta os outros.</w:t>
-      </w:r>
-    </w:p>
-    <w:p>
-      <w:pPr>
-        <w:pStyle w:val="Heading2"/>
-      </w:pPr>
-      <w:r>
-        <w:rPr>
-          <w:color w:val="8B1E1E"/>
-        </w:rPr>
-        <w:t>Metricas e SLO</w:t>
-      </w:r>
-    </w:p>
-    <w:tbl>
-      <w:tblPr>
-        <w:tblStyle w:val="LightGrid-Accent1"/>
-        <w:tblW w:type="auto" w:w="0"/>
-        <w:tblLook w:firstColumn="1" w:firstRow="1" w:lastColumn="0" w:lastRow="0" w:noHBand="0" w:noVBand="1" w:val="04A0"/>
-      </w:tblPr>
-      <w:tblGrid>
-        <w:gridCol w:w="4419"/>
-        <w:gridCol w:w="4419"/>
-      </w:tblGrid>
-      <w:tr>
-        <w:tc>
-          <w:tcPr>
-            <w:tcW w:type="dxa" w:w="4419"/>
-          </w:tcPr>
-          <w:p>
-            <w:r>
-              <w:t>SLO</w:t>
-            </w:r>
-          </w:p>
-        </w:tc>
-        <w:tc>
-          <w:tcPr>
-            <w:tcW w:type="dxa" w:w="4419"/>
-          </w:tcPr>
-          <w:p>
-            <w:r>
-              <w:t>Alvo</w:t>
-            </w:r>
-          </w:p>
-        </w:tc>
-      </w:tr>
-      <w:tr>
-        <w:tc>
-          <w:tcPr>
-            <w:tcW w:type="dxa" w:w="4419"/>
-          </w:tcPr>
-          <w:p>
-            <w:r>
-              <w:t>Custo/1k planilhas</w:t>
-            </w:r>
-          </w:p>
-        </w:tc>
-        <w:tc>
-          <w:tcPr>
-            <w:tcW w:type="dxa" w:w="4419"/>
-          </w:tcPr>
-          <w:p>
-            <w:r>
-              <w:t>&lt; R$ 0,20</w:t>
-            </w:r>
-          </w:p>
-        </w:tc>
-      </w:tr>
-      <w:tr>
-        <w:tc>
-          <w:tcPr>
-            <w:tcW w:type="dxa" w:w="4419"/>
-          </w:tcPr>
-          <w:p>
-            <w:r>
-              <w:t>P95</w:t>
-            </w:r>
-          </w:p>
-        </w:tc>
-        <w:tc>
-          <w:tcPr>
-            <w:tcW w:type="dxa" w:w="4419"/>
-          </w:tcPr>
-          <w:p>
-            <w:r>
-              <w:t>&lt; 60 s</w:t>
-            </w:r>
-          </w:p>
-        </w:tc>
-      </w:tr>
-      <w:tr>
-        <w:tc>
-          <w:tcPr>
-            <w:tcW w:type="dxa" w:w="4419"/>
-          </w:tcPr>
-          <w:p>
-            <w:r>
-              <w:t>Duplicatas</w:t>
-            </w:r>
-          </w:p>
-        </w:tc>
-        <w:tc>
-          <w:tcPr>
-            <w:tcW w:type="dxa" w:w="4419"/>
-          </w:tcPr>
-          <w:p>
-            <w:r>
-              <w:t>0</w:t>
-            </w:r>
-          </w:p>
-        </w:tc>
-      </w:tr>
-    </w:tbl>
-    <w:p>
-      <w:pPr>
-        <w:pStyle w:val="Heading2"/>
-      </w:pPr>
-      <w:r>
-        <w:rPr>
-          <w:color w:val="8B1E1E"/>
-        </w:rPr>
-        <w:t>Riscos</w:t>
-      </w:r>
-    </w:p>
-    <w:tbl>
-      <w:tblPr>
-        <w:tblStyle w:val="LightGrid-Accent1"/>
-        <w:tblW w:type="auto" w:w="0"/>
-        <w:tblLook w:firstColumn="1" w:firstRow="1" w:lastColumn="0" w:lastRow="0" w:noHBand="0" w:noVBand="1" w:val="04A0"/>
-      </w:tblPr>
-      <w:tblGrid>
-        <w:gridCol w:w="4419"/>
-        <w:gridCol w:w="4419"/>
-      </w:tblGrid>
-      <w:tr>
-        <w:tc>
-          <w:tcPr>
-            <w:tcW w:type="dxa" w:w="4419"/>
-          </w:tcPr>
-          <w:p>
-            <w:r>
-              <w:t>Risco</w:t>
-            </w:r>
-          </w:p>
-        </w:tc>
-        <w:tc>
-          <w:tcPr>
-            <w:tcW w:type="dxa" w:w="4419"/>
-          </w:tcPr>
-          <w:p>
-            <w:r>
-              <w:t>Mitigacao</w:t>
-            </w:r>
-          </w:p>
-        </w:tc>
-      </w:tr>
-      <w:tr>
-        <w:tc>
-          <w:tcPr>
-            <w:tcW w:type="dxa" w:w="4419"/>
+            <w:tcW w:type="dxa" w:w="2880"/>
           </w:tcPr>
           <w:p>
             <w:r>
@@ -692,33 +249,21 @@
         </w:tc>
         <w:tc>
           <w:tcPr>
-            <w:tcW w:type="dxa" w:w="4419"/>
+            <w:tcW w:type="dxa" w:w="2880"/>
           </w:tcPr>
           <w:p>
             <w:r>
-              <w:t>provisioned concurrency</w:t>
-            </w:r>
-          </w:p>
-        </w:tc>
-      </w:tr>
-      <w:tr>
-        <w:tc>
-          <w:tcPr>
-            <w:tcW w:type="dxa" w:w="4419"/>
-          </w:tcPr>
-          <w:p>
-            <w:r>
-              <w:t>Fila sem limite</w:t>
+              <w:t>N/A</w:t>
             </w:r>
           </w:p>
         </w:tc>
         <w:tc>
           <w:tcPr>
-            <w:tcW w:type="dxa" w:w="4419"/>
+            <w:tcW w:type="dxa" w:w="2880"/>
           </w:tcPr>
           <w:p>
             <w:r>
-              <w:t>DLQ</w:t>
+              <w:t>Existe, mitigado</w:t>
             </w:r>
           </w:p>
         </w:tc>
@@ -726,13 +271,10 @@
     </w:tbl>
     <w:p>
       <w:pPr>
-        <w:pStyle w:val="Heading2"/>
+        <w:pStyle w:val="Heading1"/>
       </w:pPr>
       <w:r>
-        <w:rPr>
-          <w:color w:val="8B1E1E"/>
-        </w:rPr>
-        <w:t>Proximos Passos</w:t>
+        <w:t>6. Entregas</w:t>
       </w:r>
     </w:p>
     <w:p>
@@ -740,7 +282,7 @@
         <w:pStyle w:val="ListBullet"/>
       </w:pPr>
       <w:r>
-        <w:t>Observabilidade por trace_id.</w:t>
+        <w:t>Function process_job.py: handler sem estado, lê/escreve em Redis e DB.</w:t>
       </w:r>
     </w:p>
     <w:p>
@@ -748,12 +290,59 @@
         <w:pStyle w:val="ListBullet"/>
       </w:pPr>
       <w:r>
-        <w:t>Workers de agentes no mesmo molde.</w:t>
+        <w:t>Config serverless.yml: memória, timeout e gatilhos (HTTP/agenda).</w:t>
+      </w:r>
+    </w:p>
+    <w:p>
+      <w:pPr>
+        <w:pStyle w:val="ListBullet"/>
+      </w:pPr>
+      <w:r>
+        <w:t>Doc custo.md: projeção pay-per-use vs servidor dedicado.</w:t>
+      </w:r>
+    </w:p>
+    <w:p>
+      <w:pPr>
+        <w:pStyle w:val="ListBullet"/>
+      </w:pPr>
+      <w:r>
+        <w:t>Monitor de cold start e taxa de auto-scale por função.</w:t>
+      </w:r>
+    </w:p>
+    <w:p>
+      <w:pPr>
+        <w:pStyle w:val="Heading1"/>
+      </w:pPr>
+      <w:r>
+        <w:t>7. Métricas</w:t>
+      </w:r>
+    </w:p>
+    <w:p>
+      <w:r>
+        <w:t>Economia acumulada (R$)JanFevMarAbrMaiJunJulAgoSetOutNovDezMês 1</w:t>
+      </w:r>
+    </w:p>
+    <w:p>
+      <w:r>
+        <w:t>Meta: reduzir custo de infra ociosa em 80% mantendo p95 de resposta em pico abaixo de 2,5s.</w:t>
+      </w:r>
+    </w:p>
+    <w:p>
+      <w:pPr>
+        <w:pStyle w:val="Heading1"/>
+      </w:pPr>
+      <w:r>
+        <w:t>8. Status final</w:t>
+      </w:r>
+    </w:p>
+    <w:p>
+      <w:r>
+        <w:t>NÃO publicado — Desenvolvido e em homologação. Aguarda revisão antes de produção.</w:t>
       </w:r>
     </w:p>
     <w:sectPr>
       <w:pgSz w:w="12240" w:h="15840"/>
-      <w:pgMar w:top="1417" w:right="1701" w:bottom="1417" w:left="1701" w:header="720" w:footer="720" w:gutter="0"/>
+      <w:pgMar w:top="1440" w:right="1800" w:bottom="1440" w:left="1800" w:header="720" w:footer="720" w:gutter="0"/>
       <w:cols w:space="720"/>
       <w:docGrid w:linePitch="360"/>
     </w:sectPr>
@@ -1124,10 +713,6 @@
     <w:name w:val="Normal"/>
     <w:qFormat/>
     <w:rsid w:val="00FC693F"/>
-    <w:rPr>
-      <w:rFonts w:ascii="Calibri" w:hAnsi="Calibri"/>
-      <w:sz w:val="22"/>
-    </w:rPr>
   </w:style>
   <w:style w:type="paragraph" w:styleId="Header">
     <w:name w:val="header"/>
